--- a/FuncEcol/submitted material/manuscript.docx
+++ b/FuncEcol/submitted material/manuscript.docx
@@ -669,7 +669,13 @@
         <w:rPr>
           <w:rFonts w:cs="Times New Roman"/>
         </w:rPr>
-        <w:t>remains</w:t>
+        <w:t>remain</w:t>
+      </w:r>
+      <w:r>
+        <w:rPr>
+          <w:rFonts w:cs="Times New Roman"/>
+        </w:rPr>
+        <w:t>s</w:t>
       </w:r>
       <w:proofErr w:type="gramEnd"/>
       <w:r>
@@ -1201,7 +1207,21 @@
             <w:rStyle w:val="Hyperlink"/>
             <w:rFonts w:ascii="Times New Roman" w:hAnsi="Times New Roman" w:cs="Times New Roman"/>
           </w:rPr>
-          <w:t xml:space="preserve">Crino, </w:t>
+          <w:t>Cri</w:t>
+        </w:r>
+        <w:r>
+          <w:rPr>
+            <w:rStyle w:val="Hyperlink"/>
+            <w:rFonts w:ascii="Times New Roman" w:hAnsi="Times New Roman" w:cs="Times New Roman"/>
+          </w:rPr>
+          <w:t>n</w:t>
+        </w:r>
+        <w:r>
+          <w:rPr>
+            <w:rStyle w:val="Hyperlink"/>
+            <w:rFonts w:ascii="Times New Roman" w:hAnsi="Times New Roman" w:cs="Times New Roman"/>
+          </w:rPr>
+          <w:t xml:space="preserve">o, </w:t>
         </w:r>
         <w:proofErr w:type="spellStart"/>
         <w:r>
